--- a/doc_converter_app/_sample_inputs/示例文档.docx
+++ b/doc_converter_app/_sample_inputs/示例文档.docx
@@ -7,12 +7,12 @@
         <w:pStyle w:val="Heading1"/>
       </w:pPr>
       <w:r>
-        <w:t>示例文档标题</w:t>
+        <w:t>示例 Word 文档</w:t>
       </w:r>
     </w:p>
     <w:p>
       <w:r>
-        <w:t>这是第一个段落，包含一些普通文本内容。</w:t>
+        <w:t>这是第一段落，包含普通文本。</w:t>
       </w:r>
     </w:p>
     <w:p>
@@ -20,33 +20,21 @@
         <w:pStyle w:val="Heading2"/>
       </w:pPr>
       <w:r>
-        <w:t>二级标题</w:t>
+        <w:t>二级标题 · 列表示例</w:t>
       </w:r>
     </w:p>
     <w:p>
       <w:r>
-        <w:t>这里是第二个段落，列表如下：</w:t>
+        <w:t>苹果</w:t>
       </w:r>
     </w:p>
     <w:p>
-      <w:pPr>
-        <w:pStyle w:val="ListBullet"/>
-      </w:pPr>
       <w:r>
-        <w:t>第一项</w:t>
-      </w:r>
-    </w:p>
-    <w:p>
-      <w:pPr>
-        <w:pStyle w:val="ListBullet"/>
-      </w:pPr>
-      <w:r>
-        <w:t>第二项</w:t>
+        <w:t>香蕉</w:t>
       </w:r>
     </w:p>
     <w:tbl>
       <w:tblPr>
-        <w:tblStyle w:val="TableGrid"/>
         <w:tblW w:type="auto" w:w="0"/>
         <w:tblLook w:firstColumn="1" w:firstRow="1" w:lastColumn="0" w:lastRow="0" w:noHBand="0" w:noVBand="1" w:val="04A0"/>
       </w:tblPr>
